--- a/cf/jm/u/files/u078.docx
+++ b/cf/jm/u/files/u078.docx
@@ -20,7 +20,7 @@
     </w:p>
     <w:p>
       <w:r>
-        <w:t>請針對每個題目，把答案填在「回答：」後面（越具體越好）；填好後請放回您的部門資料夾即可，不需回信。</w:t>
+        <w:t>這份問卷是想更了解您的實際作業，好把您的 AI 助理做得更貼近需求。第一部分請把答案填在「回答：」後面（越具體越好）；第二部分只是先讓您了解，之後用的時候再一起調整，不用現在填。填好後放回您的部門資料夾即可，不需回信。</w:t>
       </w:r>
     </w:p>
     <w:p>
@@ -32,8 +32,16 @@
       </w:r>
     </w:p>
     <w:p>
+      <w:pPr>
+        <w:pStyle w:val="Heading2"/>
+      </w:pPr>
       <w:r>
-        <w:t>1. 供應商品保部周報的實際版型與必填區塊是什麼？各指標定義（合格率、退貨、QDR、重工率…）請確認。</w:t>
+        <w:t>一、請您提供或確認的事情</w:t>
+      </w:r>
+    </w:p>
+    <w:p>
+      <w:r>
+        <w:t>1. 你每週要做的是「把 NAS 上的 Excel 資料整理成部門周報」給主管/秘書對嗎？</w:t>
       </w:r>
     </w:p>
     <w:p>
@@ -43,7 +51,7 @@
     </w:p>
     <w:p>
       <w:r>
-        <w:t>2. 各指標的基準（目標值）與比較口徑是什麼（與上週比、與目標比）？</w:t>
+        <w:t>2. 周報要長什麼版型、分哪幾區塊（本週重點指標、異常與改善進度、下週計畫）？給它現成範本照著排</w:t>
       </w:r>
     </w:p>
     <w:p>
@@ -53,7 +61,7 @@
     </w:p>
     <w:p>
       <w:r>
-        <w:t>3. NAS 來源 Excel 的欄位定義為何？能否提供一份範例？</w:t>
+        <w:t>3. 來源 Excel 在 NAS 上長怎樣、欄位有哪些？先給一份實際的（把機敏內容遮掉）</w:t>
       </w:r>
     </w:p>
     <w:p>
@@ -63,7 +71,7 @@
     </w:p>
     <w:p>
       <w:r>
-        <w:t>4. 異常與改善追蹤希望如何呈現（如何標未達標、是否列負責人與完成日）？</w:t>
+        <w:t>4. 各項指標的目標值/基準是多少、要跟上週比還是跟目標比？給它口徑，它才知道怎麼標變化</w:t>
       </w:r>
     </w:p>
     <w:p>
@@ -73,7 +81,7 @@
     </w:p>
     <w:p>
       <w:r>
-        <w:t>5. 缺本週值或無目標的指標，希望 Agent 如何標示（待補），不臆測補值，對嗎？</w:t>
+        <w:t>5. 異常和改善進度你希望怎麼呈現（例如未達標怎麼標）？講清楚</w:t>
       </w:r>
     </w:p>
     <w:p>
@@ -83,12 +91,45 @@
     </w:p>
     <w:p>
       <w:r>
-        <w:t>6. 周報產出後要發送給主管／秘書，是否由經理定稿後才發送（Agent 不代發）？</w:t>
+        <w:t>6. 整理好誰確認？（AI 出周報草稿，你覆核重點和異常、定稿後才發送）</w:t>
       </w:r>
     </w:p>
     <w:p>
       <w:r>
         <w:t>回答：</w:t>
+      </w:r>
+    </w:p>
+    <w:p>
+      <w:pPr>
+        <w:pStyle w:val="Heading2"/>
+      </w:pPr>
+      <w:r>
+        <w:t>二、要用了之後、跟 AI 一起調整的事情（先了解即可，不用現在填）</w:t>
+      </w:r>
+    </w:p>
+    <w:p>
+      <w:r>
+        <w:t>• 第一次跑完，看它抓的重點指標、跟基準比的變化對不對；錯了就告訴它正確口徑</w:t>
+      </w:r>
+    </w:p>
+    <w:p>
+      <w:r>
+        <w:t>• 覺得摘要抓得不夠到位、主管想看的沒突出，回它「這幾點才是重點」，它會調整</w:t>
+      </w:r>
+    </w:p>
+    <w:p>
+      <w:r>
+        <w:t>• 指標缺本週值或沒目標時，確認它有標「待補」而不是自己補值/自己設目標；沒做好就提醒它</w:t>
+      </w:r>
+    </w:p>
+    <w:p>
+      <w:r>
+        <w:t>• 周報版型想改（區塊增減、欄位調整），直接講，不用重寫提示詞</w:t>
+      </w:r>
+    </w:p>
+    <w:p>
+      <w:r>
+        <w:t>• 資料量大時把來源掛「表格查詢知識庫」，彙整會更快更準</w:t>
       </w:r>
     </w:p>
     <w:p/>
